--- a/开题报告08_材料逆向设计的反事实敏感性_2026-10-18.docx
+++ b/开题报告08_材料逆向设计的反事实敏感性_2026-10-18.docx
@@ -1126,7 +1126,7 @@
           <w:color w:val="1A1A1A"/>
           <w:sz w:val="21"/>
         </w:rPr>
-        <w:t>归一化参照：设目标区在扰动下的变化比例为 ρ(c, δ)（由真值计算），定义相对敏感性</w:t>
+        <w:t>参照点：不用 Δ/ρ 的比值——它缺少理论依据（为什么「推荐变化比例」应等于「目标区变化比例」），且 ρ→0 时爆炸。改用两种参照：</w:t>
       </w:r>
     </w:p>
     <w:p>
@@ -1134,6 +1134,15 @@
         <w:spacing w:after="80"/>
         <w:ind w:firstLine="420"/>
       </w:pPr>
+      <w:r>
+        <w:rPr>
+          <w:rFonts w:ascii="Times New Roman" w:hAnsi="Times New Roman" w:eastAsia="宋体"/>
+          <w:b/>
+          <w:color w:val="1A1A1A"/>
+          <w:sz w:val="21"/>
+        </w:rPr>
+        <w:t>参照 A：二维分布。</w:t>
+      </w:r>
       <w:r>
         <w:rPr>
           <w:rFonts w:ascii="Times New Roman" w:hAnsi="Times New Roman" w:eastAsia="宋体"/>
@@ -1141,7 +1150,7 @@
           <w:color w:val="1A1A1A"/>
           <w:sz w:val="21"/>
         </w:rPr>
-        <w:t>R = Δ / ρ。</w:t>
+        <w:t xml:space="preserve"> 直接报告 (ρ, Δ) 的散点与等值线，让读者看到「目标区变了多少、推荐变了多少」的联合关系，不做归一化。</w:t>
       </w:r>
     </w:p>
     <w:p>
@@ -1149,6 +1158,15 @@
         <w:spacing w:after="80"/>
         <w:ind w:firstLine="420"/>
       </w:pPr>
+      <w:r>
+        <w:rPr>
+          <w:rFonts w:ascii="Times New Roman" w:hAnsi="Times New Roman" w:eastAsia="宋体"/>
+          <w:b/>
+          <w:color w:val="1A1A1A"/>
+          <w:sz w:val="21"/>
+        </w:rPr>
+        <w:t>参照 B：零模型 z-score。</w:t>
+      </w:r>
       <w:r>
         <w:rPr>
           <w:rFonts w:ascii="Times New Roman" w:hAnsi="Times New Roman" w:eastAsia="宋体"/>
@@ -1156,7 +1174,22 @@
           <w:color w:val="1A1A1A"/>
           <w:sz w:val="21"/>
         </w:rPr>
-        <w:t>R ≈ 1 表示「推荐变化与目标区变化成比例」，R ≫ 1 表示过度敏感，R ≈ 0 表示迟钝。这个比值是本课题的核心度量。</w:t>
+        <w:t xml:space="preserve"> 在目标区 c 内随机重采样得到推荐集合，计算其 Δ 的分布（均值 μ₀、标准差 σ₀），把实际 Δ 标准化为 z = (Δ − μ₀)/σ₀。z &gt; 2 表示推荐变化显著超过「目标区内部随机性」所能解释的程度。</w:t>
+      </w:r>
+    </w:p>
+    <w:p>
+      <w:pPr>
+        <w:spacing w:after="80"/>
+        <w:ind w:firstLine="420"/>
+      </w:pPr>
+      <w:r>
+        <w:rPr>
+          <w:rFonts w:ascii="Times New Roman" w:hAnsi="Times New Roman" w:eastAsia="宋体"/>
+          <w:b w:val="0"/>
+          <w:color w:val="1A1A1A"/>
+          <w:sz w:val="21"/>
+        </w:rPr>
+        <w:t>这两个参照都可计算，也都不依赖「线性响应」这个未论证的假设。ρ 只作为二维分布的一个轴，不进入分母。</w:t>
       </w:r>
     </w:p>
     <w:p>
@@ -1583,7 +1616,7 @@
           <w:color w:val="1A1A1A"/>
           <w:sz w:val="21"/>
         </w:rPr>
-        <w:t>4. 计算相对敏感性 R；</w:t>
+        <w:t>4. 计算零模型 z-score；</w:t>
       </w:r>
     </w:p>
     <w:p>
@@ -1768,7 +1801,7 @@
           <w:color w:val="1A1A1A"/>
           <w:sz w:val="21"/>
         </w:rPr>
-        <w:t>：比较重排前后的相对敏感性 R 与覆盖率；与「不重排」「只按模型分数排序」两个基线对比。若重排后 R 向 1 移动而覆盖率下降超过 10%，判定为不可接受的权衡。</w:t>
+        <w:t>：比较重排前后的零模型 z-score 与覆盖率；与「不重排」「只按模型分数排序」两个基线对比。若重排后 z 向 0 移动而覆盖率下降超过 10%，判定为不可接受的权衡。</w:t>
       </w:r>
     </w:p>
     <w:p>
@@ -1874,7 +1907,7 @@
           <w:color w:val="1B3A52"/>
           <w:sz w:val="23"/>
         </w:rPr>
-        <w:t>4.5 技术路线</w:t>
+        <w:t>4.6 技术路线</w:t>
       </w:r>
     </w:p>
     <w:p>
@@ -2024,7 +2057,7 @@
           <w:color w:val="1A1A1A"/>
           <w:sz w:val="21"/>
         </w:rPr>
-        <w:t>相对敏感性 R 与分组统计</w:t>
+        <w:t>零模型 z-score 与分组统计</w:t>
       </w:r>
     </w:p>
     <w:p>
@@ -2241,7 +2274,7 @@
                 <w:color w:val="1A1A1A"/>
                 <w:sz w:val="18"/>
               </w:rPr>
-              <w:t>约 200 万成分，完整真值</w:t>
+              <w:t>2×10⁶ 化学空间（ML 预测，MAE≈0.1 eV/atom）；约 10⁴ DFT 真值</w:t>
             </w:r>
           </w:p>
         </w:tc>
@@ -2261,7 +2294,7 @@
                 <w:color w:val="1A1A1A"/>
                 <w:sz w:val="18"/>
               </w:rPr>
-              <w:t>闭集，可精确计算 ρ</w:t>
+              <w:t>闭集评测只用 DFT 子集</w:t>
             </w:r>
           </w:p>
         </w:tc>
@@ -2342,7 +2375,7 @@
           <w:color w:val="1A1A1A"/>
           <w:sz w:val="21"/>
         </w:rPr>
-        <w:t>Elpasolite 的优势是目标区大小可精确计算，因此 ρ 已知，相对敏感性 R 可直接得到。</w:t>
+        <w:t>Elpasolite 的优势是目标区大小可精确计算，因此 ρ 已知，零模型 z-score 可直接得到。</w:t>
       </w:r>
     </w:p>
     <w:p>
@@ -2833,7 +2866,7 @@
           <w:color w:val="1A1A1A"/>
           <w:sz w:val="21"/>
         </w:rPr>
-        <w:t>相对敏感性 R（核心）</w:t>
+        <w:t>零模型 z-score（核心）</w:t>
       </w:r>
     </w:p>
     <w:p>
@@ -3020,7 +3053,7 @@
           <w:color w:val="1A1A1A"/>
           <w:sz w:val="21"/>
         </w:rPr>
-        <w:t xml:space="preserve"> 现有鲁棒优化方法寻找对扰动鲁棒的单个解；NSR 不改变候选，只根据「在邻域目标下是否也出现」重排列表。这是一个排序算法，约 80 行，不增加推理成本（只多两次采样）；验证方式是相对敏感性 R 与覆盖率的对比，以及和对模型分数排序的基线的差异。</w:t>
+        <w:t xml:space="preserve"> 现有鲁棒优化方法寻找对扰动鲁棒的单个解；NSR 不改变候选，只根据「在邻域目标下是否也出现」重排列表。这是一个排序算法，约 80 行，不增加推理成本（只多两次采样）；验证方式是零模型 z-score 与覆盖率的对比，以及和对模型分数排序的基线的差异。</w:t>
       </w:r>
     </w:p>
     <w:p>
@@ -3059,7 +3092,7 @@
           <w:color w:val="1A1A1A"/>
           <w:sz w:val="21"/>
         </w:rPr>
-        <w:t>方法创新：相对敏感性 R。</w:t>
+        <w:t>方法创新：零模型 z-score。</w:t>
       </w:r>
       <w:r>
         <w:rPr>
@@ -3068,7 +3101,7 @@
           <w:color w:val="1A1A1A"/>
           <w:sz w:val="21"/>
         </w:rPr>
-        <w:t xml:space="preserve"> 用「目标区变化比例」作为归一化参照，把「变化多少算合理」变成一个可计算的比值，而不是主观判断。</w:t>
+        <w:t xml:space="preserve"> 不把推荐变化除以目标区变化比例——那会引入「推荐集合应对目标区线性响应」这个未论证的假设；而是用目标区内的随机重采样构造零模型，把实际推荐变化标准化为 z-score，使「变化多少算合理」成为一个相对于随机性可检验的量，而不是主观判断。</w:t>
       </w:r>
     </w:p>
     <w:p>
@@ -3495,7 +3528,7 @@
                 <w:color w:val="1A1A1A"/>
                 <w:sz w:val="18"/>
               </w:rPr>
-              <w:t>相对敏感性分布向 1 靠近</w:t>
+              <w:t>敏感性分布向 1 靠近</w:t>
             </w:r>
           </w:p>
         </w:tc>
@@ -3890,7 +3923,7 @@
           <w:color w:val="1A1A1A"/>
           <w:sz w:val="21"/>
         </w:rPr>
-        <w:t xml:space="preserve"> Elpasolite 提供完整真值，使 ρ 可精确计算，这是本课题相对于开放集的最大优势。</w:t>
+        <w:t xml:space="preserve"> Elpasolite 的约 10⁴ DFT 子集提供真值，使 ρ 可在该子集上精确计算；2×10⁶ 化学空间的其余部分是 ML 预测（MAE≈0.1 eV/atom），只用于生成质量与开放集评测。</w:t>
       </w:r>
     </w:p>
     <w:p>
@@ -3938,7 +3971,7 @@
           <w:color w:val="1A1A1A"/>
           <w:sz w:val="21"/>
         </w:rPr>
-        <w:t xml:space="preserve"> 最大风险是「专家校准难以获得」。若访谈不可行，可退化为「只用 ρ 归一化的相对敏感性」，并在论文中说明缺少人工参照这一局限。</w:t>
+        <w:t xml:space="preserve"> 最大风险是「专家校准难以获得」。若访谈不可行，可退化为「只用 ρ 归一化的敏感性」，并在论文中说明缺少人工参照这一局限。</w:t>
       </w:r>
     </w:p>
     <w:p>
@@ -4108,7 +4141,7 @@
                 <w:color w:val="1A1A1A"/>
                 <w:sz w:val="18"/>
               </w:rPr>
-              <w:t>相对敏感性 R 的分布病态</w:t>
+              <w:t>ρ 接近零时二维分布难以解读</w:t>
             </w:r>
           </w:p>
         </w:tc>
@@ -4128,7 +4161,7 @@
                 <w:color w:val="1A1A1A"/>
                 <w:sz w:val="18"/>
               </w:rPr>
-              <w:t>大量 ρ 接近零导致 R 爆炸</w:t>
+              <w:t>ρ 很小时 Δ/ρ 会爆炸，但本文已不用比值</w:t>
             </w:r>
           </w:p>
         </w:tc>
@@ -4466,7 +4499,7 @@
           <w:color w:val="1A1A1A"/>
           <w:sz w:val="21"/>
         </w:rPr>
-        <w:t>[3] Verma S, et al. Counterfactual Explanations for Machine Learning: A Review. 2020. （反事实解释综述，转引自相关 XAI 文献）</w:t>
+        <w:t>[3] Verma S, Dickerson J, Hines K. Counterfactual Explanations for Machine Learning: A Review. arXiv:2010.02684, 2020.</w:t>
       </w:r>
     </w:p>
     <w:p>
@@ -4633,7 +4666,7 @@
           <w:color w:val="1A1A1A"/>
           <w:sz w:val="21"/>
         </w:rPr>
-        <w:t>本课题的差异化因此收缩到两点：一是对象是 LLM 生成的候选列表，不是 BO 的单个连续解；二是方法 NSR 只重排、不优化，不改变候选本身。这两点是否足以支撑一篇独立论文，需要你在开题前判断；如果不足，建议把报告 04 作为报告 02 或 01 的一个实验章节，而不是独立方向。</w:t>
+        <w:t>本课题的差异化因此收缩到两点：一是对象是 LLM 生成的候选列表，不是 BO 的单个连续解；二是方法 NSR 只重排、不优化，不改变候选本身。这两点是否足以支撑一篇独立论文，需要你在开题前判断；如果不足，建议把报告 08 并入报告 04 的「稳定性—敏感性联合分析」，而不是独立成篇。</w:t>
       </w:r>
     </w:p>
     <w:p>
